--- a/reports/Heart_Disease_MLOps_Report_Sandip_Bhattacharyya_2025cs05025.docx
+++ b/reports/Heart_Disease_MLOps_Report_Sandip_Bhattacharyya_2025cs05025.docx
@@ -5374,7 +5374,7 @@
       </w:tblPr>
       <w:tblGrid>
         <w:gridCol w:w="4320"/>
-        <w:gridCol w:w="4320"/>
+        <w:gridCol w:w="5553"/>
       </w:tblGrid>
       <w:tr>
         <w:trPr>
@@ -5428,7 +5428,29 @@
             <w:r>
               <w:t>Stack: API + Prometheus + Grafana</w:t>
             </w:r>
-          </w:p>
+            <w:r>
+              <w:t>.</w:t>
+            </w:r>
+            <w:r>
+              <w:br/>
+              <w:t>Refer</w:t>
+            </w:r>
+            <w:r>
+              <w:t xml:space="preserve"> README</w:t>
+            </w:r>
+            <w:r>
+              <w:t xml:space="preserve"> for more details </w:t>
+            </w:r>
+            <w:hyperlink r:id="rId8" w:history="1">
+              <w:r>
+                <w:rPr>
+                  <w:rStyle w:val="Hyperlink"/>
+                </w:rPr>
+                <w:t>https://github.com/2025cs05025/ml_learning#8-docker-api-image-only</w:t>
+              </w:r>
+            </w:hyperlink>
+          </w:p>
+          <w:p/>
         </w:tc>
       </w:tr>
       <w:tr>
@@ -5448,9 +5470,41 @@
           </w:tcPr>
           <w:p>
             <w:r>
-              <w:t>Optional K8s (Kustomize); README: Minikube load</w:t>
-            </w:r>
-          </w:p>
+              <w:t>Optional K8s (</w:t>
+            </w:r>
+            <w:proofErr w:type="spellStart"/>
+            <w:r>
+              <w:t>Kustomize</w:t>
+            </w:r>
+            <w:proofErr w:type="spellEnd"/>
+            <w:r>
+              <w:t xml:space="preserve">); </w:t>
+            </w:r>
+            <w:r>
+              <w:t xml:space="preserve">See README for </w:t>
+            </w:r>
+            <w:proofErr w:type="spellStart"/>
+            <w:r>
+              <w:t>Minikube</w:t>
+            </w:r>
+            <w:proofErr w:type="spellEnd"/>
+            <w:r>
+              <w:t xml:space="preserve"> image load, namespaces, and port-forwards.</w:t>
+            </w:r>
+            <w:r>
+              <w:br/>
+              <w:t xml:space="preserve">refer: </w:t>
+            </w:r>
+            <w:hyperlink r:id="rId9" w:history="1">
+              <w:r>
+                <w:rPr>
+                  <w:rStyle w:val="Hyperlink"/>
+                </w:rPr>
+                <w:t>https://github.com/2025cs05025/ml_learning#kubernetes-deployment-minikube</w:t>
+              </w:r>
+            </w:hyperlink>
+          </w:p>
+          <w:p/>
         </w:tc>
       </w:tr>
     </w:tbl>
@@ -5784,6 +5838,12 @@
           <w:rFonts w:ascii="Courier New" w:hAnsi="Courier New"/>
         </w:rPr>
         <w:br/>
+      </w:r>
+      <w:r>
+        <w:rPr>
+          <w:rFonts w:ascii="Courier New" w:hAnsi="Courier New"/>
+        </w:rPr>
+        <w:lastRenderedPageBreak/>
         <w:t xml:space="preserve">    metrics_path: /metrics</w:t>
       </w:r>
       <w:r>
@@ -5814,7 +5874,6 @@
         <w:spacing w:before="60" w:after="120" w:line="276" w:lineRule="auto"/>
       </w:pPr>
       <w:r>
-        <w:lastRenderedPageBreak/>
         <w:t>11. Architecture</w:t>
       </w:r>
     </w:p>
@@ -5842,7 +5901,7 @@
                     <pic:cNvPicPr/>
                   </pic:nvPicPr>
                   <pic:blipFill>
-                    <a:blip r:embed="rId8"/>
+                    <a:blip r:embed="rId10"/>
                     <a:stretch>
                       <a:fillRect/>
                     </a:stretch>
@@ -5912,7 +5971,7 @@
       <w:r>
         <w:t xml:space="preserve">Screenshots present in </w:t>
       </w:r>
-      <w:hyperlink r:id="rId9" w:history="1">
+      <w:hyperlink r:id="rId11" w:history="1">
         <w:r>
           <w:rPr>
             <w:rStyle w:val="Hyperlink"/>
@@ -5933,7 +5992,7 @@
         </w:numPr>
         <w:spacing w:before="60" w:after="120" w:line="276" w:lineRule="auto"/>
       </w:pPr>
-      <w:hyperlink r:id="rId10" w:history="1">
+      <w:hyperlink r:id="rId12" w:history="1">
         <w:r>
           <w:rPr>
             <w:rStyle w:val="Hyperlink"/>
@@ -5948,8 +6007,8 @@
       </w:pPr>
     </w:p>
     <w:sectPr>
-      <w:footerReference w:type="even" r:id="rId11"/>
-      <w:footerReference w:type="default" r:id="rId12"/>
+      <w:footerReference w:type="even" r:id="rId13"/>
+      <w:footerReference w:type="default" r:id="rId14"/>
       <w:pgSz w:w="12240" w:h="15840"/>
       <w:pgMar w:top="864" w:right="864" w:bottom="864" w:left="864" w:header="432" w:footer="432" w:gutter="0"/>
       <w:pgNumType w:start="1"/>
